--- a/human/tasks/V-02/summary.docx
+++ b/human/tasks/V-02/summary.docx
@@ -138,7 +138,7 @@
     </w:p>
     <w:p>
       <w:r>
-        <w:t>旧校验器删除且无兼容转发，当前与历史验证名称区分。共享历史业务目录暂留，最终根目录迁移尚未完成；未移动或刷新进行中领取快照。</w:t>
+        <w:t>旧校验器删除且无兼容转发，当前与历史验证名称区分。共享历史来源已随治理目录迁入Agent层，根目录19/19项已迁入human/agent，当前读取和运行入口已验证，业务签收不变；未移动或刷新进行中领取快照。</w:t>
       </w:r>
     </w:p>
     <w:p>
@@ -202,7 +202,12 @@
     </w:p>
     <w:p>
       <w:r>
-        <w:t>明确路径提交并推送codex/task-package-normalization，不自动合并。规范化15/71，余56包，下一V-03；整体双层目录迁移继续。</w:t>
+        <w:t>规范化71/71包、根目录迁移19/19项完成；每包Word由Agent源生成。</w:t>
+      </w:r>
+    </w:p>
+    <w:p>
+      <w:r>
+        <w:t>业务状态DONE，原签收与未交付项不变；后续按注册表和实际依赖推进。</w:t>
       </w:r>
     </w:p>
     <w:p>
